--- a/Tesis_borrador_mejorada.docx
+++ b/Tesis_borrador_mejorada.docx
@@ -1120,6 +1120,40 @@
           <w:lang w:val="es-ES"/>
         </w:rPr>
         <w:t>Activo crediticio deteriorado (en default). Se reconoce Lifetime ECL. DPD ≥ 90 días o evento de pérdida.</w:t>
+      </w:r>
+    </w:p>
+    <w:p>
+      <w:pPr>
+        <w:pStyle w:val="Ttulo2"/>
+      </w:pPr>
+      <w:r>
+        <w:t>3.2.1 Criterio de SICR según IFRS 9: Comparación de Lifetime PD</w:t>
+      </w:r>
+    </w:p>
+    <w:p>
+      <w:pPr/>
+      <w:r>
+        <w:t>IFRS 9 (párrafo 5.5.9) establece que la evaluación del Incremento Significativo del Riesgo de Crédito (SICR) debe realizarse comparando el riesgo de default vitalicio (Lifetime PD) en la fecha de reporte frente al riesgo existente en el momento de la originación del préstamo. Crucialmente, el estándar prohíbe que los 30 días de mora sean utilizados como indicador primario del SICR; dicho umbral de 30 DPD opera únicamente como backstop regulatorio máximo (IFRS 9, párrafo 5.5.11; EBA, 2022), aplicable únicamente cuando no existen indicadores cuantitativos prospectivos disponibles. La dependencia exclusiva de los días de atraso como trigger del SICR implica que el deterioro crediticio solo se reconoce en una etapa avanzada, retrasando el reconocimiento de la pérdida en el estado de resultados.</w:t>
+      </w:r>
+    </w:p>
+    <w:p>
+      <w:pPr/>
+      <w:r>
+        <w:t>La práctica regulatoria correcta exige definir umbrales cuantitativos sobre la variación de la Lifetime PD respecto a la originación: por ejemplo, clasificar en Stage 2 todo préstamo cuya Lifetime PD corriente supere en más de 100% a la PD vitalicia en originación (umbral relativo), o supere un umbral absoluto expresado en puntos básicos. El criterio de 30 DPD actuaría únicamente como salvaguarda operativa de último recurso (backstop), aplicable a préstamos para los que no se dispone de PD de originación. Esta extensión metodológica se describe como línea futura prioritaria en la Sección 12.2.</w:t>
+      </w:r>
+    </w:p>
+    <w:p>
+      <w:pPr>
+        <w:pStyle w:val="Ttulo2"/>
+      </w:pPr>
+      <w:r>
+        <w:t>3.2.2 Exención por Bajo Riesgo Crediticio (Low Credit Risk Exemption)</w:t>
+      </w:r>
+    </w:p>
+    <w:p>
+      <w:pPr/>
+      <w:r>
+        <w:t>IFRS 9 (párrafo 5.5.10) contempla una excepción práctica por la cual las entidades no están obligadas a evaluar el SICR en instrumentos que presenten bajo riesgo crediticio (calidad crediticia equivalente a investment grade) a la fecha de reporte. No obstante, la EBA (2022) advierte reiteradamente que la aplicación excesiva de esta exención en carteras retail e hipotecarias —denominadas High Default Portfolios— puede enmascarar el deterioro crediticio real y reducir la sensibilidad de las provisiones al ciclo económico. En el presente trabajo, esta exención no es aplicada: el modelo evalúa el riesgo de crédito para todas las observaciones de Stage 1 de manera holística, sin excluir a priori ningún préstamo del análisis de SICR. Esta posición está justificada por el carácter High Default Portfolio de la cartera analizada (tasa de default global ≈ 0.83%) y se alinea con las mejores prácticas prudenciales y las expectativas supervisoras de la EBA.</w:t>
       </w:r>
     </w:p>
     <w:p>
@@ -3163,6 +3197,26 @@
           <w:lang w:val="es-ES"/>
         </w:rPr>
         <w:t>La tasa de default a 12 meses sobre las observaciones activas (Stage 1 y 2) es de 1.2193%, lo que refleja el carácter desbalanceado típico de las carteras crediticias retail.</w:t>
+      </w:r>
+    </w:p>
+    <w:p>
+      <w:pPr>
+        <w:pStyle w:val="Ttulo2"/>
+      </w:pPr>
+      <w:r>
+        <w:t>6.2 Limitaciones del Criterio SICR Implementado y Extensión Propuesta</w:t>
+      </w:r>
+    </w:p>
+    <w:p>
+      <w:pPr/>
+      <w:r>
+        <w:t>La implementación actual clasifica en Stage 2 los préstamos con dpd_numerico ∈ {1, 2} (equivalente a 30–89 días de mora), utilizando los días de atraso como indicador primario del SICR. Conforme a IFRS 9 (párrafo 5.5.11) y a las directrices de la EBA (2022), este umbral de 30 DPD representa únicamente el backstop regulatorio máximo, no un indicador prospectivo de deterioro. Su uso como señal principal puede retrasar el reconocimiento de la pérdida, ya que identifica el SICR únicamente cuando el préstamo ha acumulado entre uno y dos períodos de atraso, en lugar de detectar el deterioro de forma temprana mediante la evolución del perfil de riesgo del deudor.</w:t>
+      </w:r>
+    </w:p>
+    <w:p>
+      <w:pPr/>
+      <w:r>
+        <w:t>Para alcanzar la conformidad plena con IFRS 9, el SICR debería evaluarse adicionalmente mediante la comparación de la Lifetime PD corriente frente a la Lifetime PD estimada en originación. Esto implicaría: (i) estimar la PD de originación para cada préstamo utilizando las variables disponibles al momento del otorgamiento (FICO, LTV, DTI, tipo de producto); (ii) calcular la Lifetime PD corriente en cada período de reporte usando el modelo calibrado; y (iii) clasificar en Stage 2 todo préstamo cuya Lifetime PD corriente supere un umbral relativo o absoluto respecto a su PD de originación, empleando el criterio de 30 DPD solo como backstop. La implementación de este criterio cuantitativo de SICR constituye la extensión metodológica más prioritaria del presente trabajo y se incluye entre las líneas futuras de investigación.</w:t>
       </w:r>
     </w:p>
     <w:p>
@@ -5165,6 +5219,26 @@
         <w:t>Tabla 5. Puntos de referencia de la curva Lifetime PD</w:t>
       </w:r>
     </w:p>
+    <w:p>
+      <w:pPr>
+        <w:pStyle w:val="Ttulo2"/>
+      </w:pPr>
+      <w:r>
+        <w:t>9.2 Limitación: Escenario Único y Ponderación de Escenarios Macroeconómicos</w:t>
+      </w:r>
+    </w:p>
+    <w:p>
+      <w:pPr/>
+      <w:r>
+        <w:t>El enfoque de calibración implementado genera una única curva de Lifetime PD, lo que equivale a condicionar las estimaciones a un único escenario macroeconómico implícito. IFRS 9 (párrafo 5.5.17) requiere que el cálculo de las pérdidas esperadas refleje un importe no sesgado y ponderado por probabilidad, considerando un rango de resultados posibles, lo que constituye el estándar de ponderación de escenarios múltiples (multiple scenario weighting).</w:t>
+      </w:r>
+    </w:p>
+    <w:p>
+      <w:pPr/>
+      <w:r>
+        <w:t>La práctica regulatoria estándar, recogida en las guías de la EBA (2022) y del BCBS (2023), implica que la Lifetime PD final debe obtenerse como el promedio ponderado de las predicciones del modelo bajo distintos escenarios macroeconómicos: por ejemplo, un escenario base (peso 50%), un escenario pesimista (30%) y un escenario optimista (20%). Cada escenario se definiría mediante proyecciones de variables como el House Price Index (HPI), la tasa de desempleo y la tasa de interés de referencia, integradas como covariables en el modelo XGBoost. La ausencia de esta ponderación de escenarios implica que las estimaciones de Lifetime PD y ECL pueden no ser auténticamente Point-in-Time (PIT) ni reflejar la incertidumbre macroeconómica futura. La incorporación de información macroeconómica prospectiva (Forward-Looking Information, FLI) y la ponderación de escenarios constituyen el requisito de conformidad con IFRS 9 más crítico pendiente de implementación y se detallan en la Sección 12.2.</w:t>
+      </w:r>
+    </w:p>
     <w:tbl>
       <w:tblPr>
         <w:tblStyle w:val="Tablaconcuadrcula"/>
@@ -6295,6 +6369,32 @@
     </w:p>
     <w:p>
       <w:pPr>
+        <w:pStyle w:val="Ttulo2"/>
+      </w:pPr>
+      <w:r>
+        <w:t>10.2 Validación de la Asignación de Stages y Backtesting de la Matriz de Transición</w:t>
+      </w:r>
+    </w:p>
+    <w:p>
+      <w:pPr/>
+      <w:r>
+        <w:t>Las métricas de discriminación y calibración presentadas en la Sección 10.1 evalúan el poder predictivo del modelo para el horizonte de 12 meses. Sin embargo, los estándares de validación de la EBA (2022) para modelos IFRS 9 exigen adicionalmente el backtesting de la asignación de stages (staging allocation backtesting) y la validación de las predicciones de Lifetime PD frente a las tasas de default acumuladas observadas. Estas pruebas complementan la validación de discriminación y calibración, y son necesarias para demostrar la conformidad regulatoria completa del marco de ECL.</w:t>
+      </w:r>
+    </w:p>
+    <w:p>
+      <w:pPr/>
+      <w:r>
+        <w:t>El backtesting de staging consiste en comparar la matriz de transición observada entre stages (Stage 1 → Stage 1, Stage 1 → Stage 2, Stage 1 → Stage 3, Stage 2 → Stage 1, Stage 2 → Stage 3, etc.) contra la predicha por el modelo en cada período. Un indicador clave de falla en las alertas tempranas es la proporción de préstamos que migran directamente de Stage 1 a Stage 3 sin haber transitado por Stage 2, lo que evidenciaría que el SICR no está siendo detectado oportunamente y que el modelo no cumple su función como señal de alerta temprana.</w:t>
+      </w:r>
+    </w:p>
+    <w:p>
+      <w:pPr/>
+      <w:r>
+        <w:t>Complementariamente, la validación de la curva Lifetime PD exige contrastar las probabilidades de default acumuladas predichas contra las tasas de default efectivamente observadas a distintos horizontes temporales (12, 24, 36 y 60 meses), mediante el cálculo de errores de calibración por cohorte de originación (vintage). La incorporación de estas pruebas de backtesting de staging y de la curva Lifetime PD constituye una extensión necesaria para completar la validación del marco IFRS 9 y se incluye entre las líneas de trabajo futuras de esta investigación.</w:t>
+      </w:r>
+    </w:p>
+    <w:p>
+      <w:pPr>
         <w:rPr>
           <w:lang w:val="es-ES"/>
         </w:rPr>
@@ -6746,6 +6846,14 @@
     </w:p>
     <w:p>
       <w:pPr>
+        <w:pStyle w:val="Listaconvietas"/>
+      </w:pPr>
+      <w:r>
+        <w:t>La metodología desarrollada opera con un escenario macroeconómico implícito único y utiliza los días de mora como indicador primario del SICR; ambas son limitaciones relevantes respecto a los requerimientos de plena conformidad con IFRS 9. La integración de Forward-Looking Information macroeconómica, la evaluación del SICR mediante la comparación de Lifetime PD corriente vs. originación, y la ponderación de múltiples escenarios económicos son las extensiones prioritarias para alcanzar la conformidad regulatoria completa.</w:t>
+      </w:r>
+    </w:p>
+    <w:p>
+      <w:pPr>
         <w:pStyle w:val="Ttulo2"/>
       </w:pPr>
       <w:r>
@@ -6768,7 +6876,7 @@
           <w:rFonts w:ascii="Times New Roman" w:hAnsi="Times New Roman"/>
           <w:lang w:val="es-ES"/>
         </w:rPr>
-        <w:t>Incorporar variables macroeconómicas (desempleo, tasas de interés) para stress testing.</w:t>
+        <w:t>Integrar Forward-Looking Information (FLI) macroeconómica en el modelo XGBoost: dado que IFRS 9 establece como requerimiento obligatorio —no opcional— que las estimaciones de ECL consideren condiciones macroeconómicas actuales y pronósticos futuros, la incorporación de variables como el House Price Index (HPI), la tasa de desempleo y el PBI como covariables del modelo XGBoost es la extensión de mayor prioridad regulatoria. Esto permitiría generar estimaciones verdaderamente Point-in-Time sensibles al ciclo económico y habilitaría la ponderación de múltiples escenarios (base, pesimista, optimista) con sus respectivas probabilidades de ocurrencia, conforme al párrafo 5.5.17 de IFRS 9.</w:t>
       </w:r>
     </w:p>
     <w:p>
@@ -6783,7 +6891,7 @@
           <w:rFonts w:ascii="Times New Roman" w:hAnsi="Times New Roman"/>
           <w:lang w:val="es-ES"/>
         </w:rPr>
-        <w:t>Extender el modelo para estimar LGD y EAD, completando el cálculo integral del ECL.</w:t>
+        <w:t>Implementar el criterio cuantitativo de SICR basado en la comparación de Lifetime PD: complementar el backstop de 30 DPD con un umbral cuantitativo que evalúe si la Lifetime PD corriente supera en un porcentaje relativo o en puntos básicos a la PD estimada en originación, en conformidad con los párrafos 5.5.9 y 5.5.11 de IFRS 9 y las directrices de la EBA (2022). Esto permitiría detectar el deterioro crediticio de forma prospectiva y anticipar la migración a Stage 2 antes de que el préstamo acumule días de atraso.</w:t>
       </w:r>
     </w:p>
     <w:p>
@@ -6799,6 +6907,30 @@
           <w:lang w:val="es-ES"/>
         </w:rPr>
         <w:t>Aplicar la metodología a datos de entidades financieras argentinas bajo BCRA/NIIF 9.</w:t>
+      </w:r>
+    </w:p>
+    <w:p>
+      <w:pPr>
+        <w:pStyle w:val="Listaconvietas"/>
+      </w:pPr>
+      <w:r>
+        <w:t>Incorporar el backtesting de la matriz de transición de stages y la validación de la curva Lifetime PD a distintos horizontes temporales (12, 24, 36 y 60 meses) por cohorte de originación, completando la batería de pruebas de validación requeridas por las guías de la EBA (2022) para modelos IFRS 9.</w:t>
+      </w:r>
+    </w:p>
+    <w:p>
+      <w:pPr>
+        <w:pStyle w:val="Listaconvietas"/>
+      </w:pPr>
+      <w:r>
+        <w:t>Extender el modelo para estimar LGD y EAD, completando el cálculo integral del ECL bajo el enfoque ponderado por escenarios macroeconómicos y posibilitando la comparación del ECL estimado contra provisiones históricas observadas.</w:t>
+      </w:r>
+    </w:p>
+    <w:p>
+      <w:pPr>
+        <w:pStyle w:val="Listaconvietas"/>
+      </w:pPr>
+      <w:r>
+        <w:t>Aplicar la metodología completa (incluyendo FLI, SICR cuantitativo y múltiples escenarios) a datos de entidades financieras argentinas bajo BCRA/NIIF 9, validando la replicabilidad de la arquitectura propuesta en carteras domésticas.</w:t>
       </w:r>
     </w:p>
     <w:p>
